--- a/2026-Q2/Romans-2026-Q2.docx
+++ b/2026-Q2/Romans-2026-Q2.docx
@@ -7,10 +7,26 @@
         <w:spacing w:before="100" w:beforeAutospacing="1" w:after="100" w:afterAutospacing="1" w:line="240" w:lineRule="auto"/>
         <w:rPr>
           <w:rFonts w:eastAsia="Times New Roman" w:cs="Times New Roman"/>
-          <w:kern w:val="0"/>
-          <w14:ligatures w14:val="none"/>
-        </w:rPr>
-      </w:pPr>
+          <w:b/>
+          <w:bCs/>
+          <w:kern w:val="0"/>
+          <w:sz w:val="40"/>
+          <w:szCs w:val="40"/>
+          <w14:ligatures w14:val="none"/>
+        </w:rPr>
+      </w:pPr>
+      <w:r>
+        <w:rPr>
+          <w:rFonts w:eastAsia="Times New Roman" w:cs="Times New Roman"/>
+          <w:b/>
+          <w:bCs/>
+          <w:kern w:val="0"/>
+          <w:sz w:val="40"/>
+          <w:szCs w:val="40"/>
+          <w14:ligatures w14:val="none"/>
+        </w:rPr>
+        <w:t>https://tinyurl.com/RomeGospel</w:t>
+      </w:r>
     </w:p>
     <w:p>
       <w:pPr>
